--- a/Extreme_Rainfall_ML_Assignment_Report.docx
+++ b/Extreme_Rainfall_ML_Assignment_Report.docx
@@ -69,16 +69,85 @@
     </w:p>
     <w:p>
       <w:pPr>
+        <w:jc w:val="center"/>
         <w:rPr>
           <w:rFonts w:eastAsiaTheme="majorEastAsia" w:cs="Times New Roman"/>
           <w:b/>
           <w:bCs/>
           <w:spacing w:val="5"/>
           <w:kern w:val="28"/>
-          <w:sz w:val="40"/>
-          <w:szCs w:val="40"/>
-        </w:rPr>
-      </w:pPr>
+          <w:sz w:val="28"/>
+          <w:szCs w:val="28"/>
+        </w:rPr>
+      </w:pPr>
+      <w:r>
+        <w:rPr>
+          <w:rFonts w:eastAsiaTheme="majorEastAsia" w:cs="Times New Roman"/>
+          <w:b/>
+          <w:bCs/>
+          <w:spacing w:val="5"/>
+          <w:kern w:val="28"/>
+          <w:sz w:val="28"/>
+          <w:szCs w:val="28"/>
+        </w:rPr>
+        <w:t xml:space="preserve">Repo: </w:t>
+      </w:r>
+      <w:hyperlink r:id="rId6" w:history="1">
+        <w:r>
+          <w:rPr>
+            <w:rStyle w:val="Hyperlink"/>
+            <w:rFonts w:eastAsiaTheme="majorEastAsia" w:cs="Times New Roman"/>
+            <w:b/>
+            <w:bCs/>
+            <w:spacing w:val="5"/>
+            <w:kern w:val="28"/>
+            <w:sz w:val="28"/>
+            <w:szCs w:val="28"/>
+          </w:rPr>
+          <w:t>BuddhiGayan2000/</w:t>
+        </w:r>
+        <w:proofErr w:type="spellStart"/>
+        <w:r>
+          <w:rPr>
+            <w:rStyle w:val="Hyperlink"/>
+            <w:rFonts w:eastAsiaTheme="majorEastAsia" w:cs="Times New Roman"/>
+            <w:b/>
+            <w:bCs/>
+            <w:spacing w:val="5"/>
+            <w:kern w:val="28"/>
+            <w:sz w:val="28"/>
+            <w:szCs w:val="28"/>
+          </w:rPr>
+          <w:t>MLAs</w:t>
+        </w:r>
+        <w:r>
+          <w:rPr>
+            <w:rStyle w:val="Hyperlink"/>
+            <w:rFonts w:eastAsiaTheme="majorEastAsia" w:cs="Times New Roman"/>
+            <w:b/>
+            <w:bCs/>
+            <w:spacing w:val="5"/>
+            <w:kern w:val="28"/>
+            <w:sz w:val="28"/>
+            <w:szCs w:val="28"/>
+          </w:rPr>
+          <w:t>s</w:t>
+        </w:r>
+        <w:r>
+          <w:rPr>
+            <w:rStyle w:val="Hyperlink"/>
+            <w:rFonts w:eastAsiaTheme="majorEastAsia" w:cs="Times New Roman"/>
+            <w:b/>
+            <w:bCs/>
+            <w:spacing w:val="5"/>
+            <w:kern w:val="28"/>
+            <w:sz w:val="28"/>
+            <w:szCs w:val="28"/>
+          </w:rPr>
+          <w:t>ignment</w:t>
+        </w:r>
+        <w:proofErr w:type="spellEnd"/>
+      </w:hyperlink>
     </w:p>
     <w:p>
       <w:pPr>
@@ -933,7 +1002,7 @@
                 <w:noProof/>
                 <w:webHidden/>
               </w:rPr>
-              <w:t>5</w:t>
+              <w:t>6</w:t>
             </w:r>
             <w:r>
               <w:rPr>
@@ -1011,7 +1080,7 @@
                 <w:noProof/>
                 <w:webHidden/>
               </w:rPr>
-              <w:t>5</w:t>
+              <w:t>6</w:t>
             </w:r>
             <w:r>
               <w:rPr>
@@ -1089,7 +1158,7 @@
                 <w:noProof/>
                 <w:webHidden/>
               </w:rPr>
-              <w:t>5</w:t>
+              <w:t>6</w:t>
             </w:r>
             <w:r>
               <w:rPr>
@@ -1245,7 +1314,7 @@
                 <w:noProof/>
                 <w:webHidden/>
               </w:rPr>
-              <w:t>6</w:t>
+              <w:t>7</w:t>
             </w:r>
             <w:r>
               <w:rPr>
@@ -1323,7 +1392,7 @@
                 <w:noProof/>
                 <w:webHidden/>
               </w:rPr>
-              <w:t>6</w:t>
+              <w:t>7</w:t>
             </w:r>
             <w:r>
               <w:rPr>
@@ -1401,7 +1470,7 @@
                 <w:noProof/>
                 <w:webHidden/>
               </w:rPr>
-              <w:t>6</w:t>
+              <w:t>7</w:t>
             </w:r>
             <w:r>
               <w:rPr>
@@ -1557,7 +1626,7 @@
                 <w:noProof/>
                 <w:webHidden/>
               </w:rPr>
-              <w:t>8</w:t>
+              <w:t>9</w:t>
             </w:r>
             <w:r>
               <w:rPr>
@@ -1635,7 +1704,7 @@
                 <w:noProof/>
                 <w:webHidden/>
               </w:rPr>
-              <w:t>8</w:t>
+              <w:t>9</w:t>
             </w:r>
             <w:r>
               <w:rPr>
@@ -1713,7 +1782,7 @@
                 <w:noProof/>
                 <w:webHidden/>
               </w:rPr>
-              <w:t>8</w:t>
+              <w:t>9</w:t>
             </w:r>
             <w:r>
               <w:rPr>
@@ -1791,7 +1860,7 @@
                 <w:noProof/>
                 <w:webHidden/>
               </w:rPr>
-              <w:t>9</w:t>
+              <w:t>10</w:t>
             </w:r>
             <w:r>
               <w:rPr>
@@ -1869,7 +1938,7 @@
                 <w:noProof/>
                 <w:webHidden/>
               </w:rPr>
-              <w:t>10</w:t>
+              <w:t>11</w:t>
             </w:r>
             <w:r>
               <w:rPr>
@@ -1947,7 +2016,7 @@
                 <w:noProof/>
                 <w:webHidden/>
               </w:rPr>
-              <w:t>10</w:t>
+              <w:t>12</w:t>
             </w:r>
             <w:r>
               <w:rPr>
@@ -2025,7 +2094,7 @@
                 <w:noProof/>
                 <w:webHidden/>
               </w:rPr>
-              <w:t>10</w:t>
+              <w:t>12</w:t>
             </w:r>
             <w:r>
               <w:rPr>
@@ -2103,7 +2172,7 @@
                 <w:noProof/>
                 <w:webHidden/>
               </w:rPr>
-              <w:t>10</w:t>
+              <w:t>12</w:t>
             </w:r>
             <w:r>
               <w:rPr>
@@ -2181,7 +2250,7 @@
                 <w:noProof/>
                 <w:webHidden/>
               </w:rPr>
-              <w:t>11</w:t>
+              <w:t>12</w:t>
             </w:r>
             <w:r>
               <w:rPr>
@@ -2259,7 +2328,7 @@
                 <w:noProof/>
                 <w:webHidden/>
               </w:rPr>
-              <w:t>11</w:t>
+              <w:t>12</w:t>
             </w:r>
             <w:r>
               <w:rPr>
@@ -2337,7 +2406,7 @@
                 <w:noProof/>
                 <w:webHidden/>
               </w:rPr>
-              <w:t>11</w:t>
+              <w:t>12</w:t>
             </w:r>
             <w:r>
               <w:rPr>
@@ -4453,7 +4522,7 @@
                     <pic:cNvPicPr/>
                   </pic:nvPicPr>
                   <pic:blipFill>
-                    <a:blip r:embed="rId6"/>
+                    <a:blip r:embed="rId7"/>
                     <a:stretch>
                       <a:fillRect/>
                     </a:stretch>
@@ -4506,7 +4575,7 @@
                     <pic:cNvPicPr/>
                   </pic:nvPicPr>
                   <pic:blipFill>
-                    <a:blip r:embed="rId7"/>
+                    <a:blip r:embed="rId8"/>
                     <a:stretch>
                       <a:fillRect/>
                     </a:stretch>
@@ -4967,7 +5036,7 @@
                     <pic:cNvPicPr/>
                   </pic:nvPicPr>
                   <pic:blipFill>
-                    <a:blip r:embed="rId8"/>
+                    <a:blip r:embed="rId9"/>
                     <a:stretch>
                       <a:fillRect/>
                     </a:stretch>
@@ -5021,7 +5090,7 @@
                     <pic:cNvPicPr/>
                   </pic:nvPicPr>
                   <pic:blipFill>
-                    <a:blip r:embed="rId9"/>
+                    <a:blip r:embed="rId10"/>
                     <a:stretch>
                       <a:fillRect/>
                     </a:stretch>
@@ -21231,6 +21300,30 @@
       <w:u w:val="single"/>
     </w:rPr>
   </w:style>
+  <w:style w:type="character" w:styleId="UnresolvedMention">
+    <w:name w:val="Unresolved Mention"/>
+    <w:basedOn w:val="DefaultParagraphFont"/>
+    <w:uiPriority w:val="99"/>
+    <w:semiHidden/>
+    <w:unhideWhenUsed/>
+    <w:rsid w:val="00FF6B06"/>
+    <w:rPr>
+      <w:color w:val="605E5C"/>
+      <w:shd w:val="clear" w:color="auto" w:fill="E1DFDD"/>
+    </w:rPr>
+  </w:style>
+  <w:style w:type="character" w:styleId="FollowedHyperlink">
+    <w:name w:val="FollowedHyperlink"/>
+    <w:basedOn w:val="DefaultParagraphFont"/>
+    <w:uiPriority w:val="99"/>
+    <w:semiHidden/>
+    <w:unhideWhenUsed/>
+    <w:rsid w:val="00FF6B06"/>
+    <w:rPr>
+      <w:color w:val="800080" w:themeColor="followedHyperlink"/>
+      <w:u w:val="single"/>
+    </w:rPr>
+  </w:style>
 </w:styles>
 </file>
 
